--- a/src/templates/template_sample_results_W (1).docx
+++ b/src/templates/template_sample_results_W (1).docx
@@ -91,7 +91,27 @@
                                 <w:bCs/>
                                 <w:lang w:val="en-US"/>
                               </w:rPr>
-                              <w:t>{%header_logo}</w:t>
+                              <w:t>{%</w:t>
+                            </w:r>
+                            <w:proofErr w:type="spellStart"/>
+                            <w:r>
+                              <w:rPr>
+                                <w:rFonts w:ascii="Times New Roman" w:hAnsi="Times New Roman"/>
+                                <w:b w:val="0"/>
+                                <w:bCs/>
+                                <w:lang w:val="en-US"/>
+                              </w:rPr>
+                              <w:t>header_logo</w:t>
+                            </w:r>
+                            <w:proofErr w:type="spellEnd"/>
+                            <w:r>
+                              <w:rPr>
+                                <w:rFonts w:ascii="Times New Roman" w:hAnsi="Times New Roman"/>
+                                <w:b w:val="0"/>
+                                <w:bCs/>
+                                <w:lang w:val="en-US"/>
+                              </w:rPr>
+                              <w:t>}</w:t>
                             </w:r>
                           </w:p>
                           <w:p>
@@ -110,7 +130,27 @@
                                 <w:bCs/>
                                 <w:lang w:val="en-US"/>
                               </w:rPr>
-                              <w:t>{/header_show_full}</w:t>
+                              <w:t>{/</w:t>
+                            </w:r>
+                            <w:proofErr w:type="spellStart"/>
+                            <w:r>
+                              <w:rPr>
+                                <w:rFonts w:ascii="Times New Roman" w:hAnsi="Times New Roman"/>
+                                <w:b w:val="0"/>
+                                <w:bCs/>
+                                <w:lang w:val="en-US"/>
+                              </w:rPr>
+                              <w:t>header_show_full</w:t>
+                            </w:r>
+                            <w:proofErr w:type="spellEnd"/>
+                            <w:r>
+                              <w:rPr>
+                                <w:rFonts w:ascii="Times New Roman" w:hAnsi="Times New Roman"/>
+                                <w:b w:val="0"/>
+                                <w:bCs/>
+                                <w:lang w:val="en-US"/>
+                              </w:rPr>
+                              <w:t>}</w:t>
                             </w:r>
                           </w:p>
                           <w:p>
@@ -375,7 +415,27 @@
                                 <w:bCs/>
                                 <w:lang w:val="en-US"/>
                               </w:rPr>
-                              <w:t>{%header_logo}</w:t>
+                              <w:t>{%</w:t>
+                            </w:r>
+                            <w:proofErr w:type="spellStart"/>
+                            <w:r>
+                              <w:rPr>
+                                <w:rFonts w:ascii="Times New Roman" w:hAnsi="Times New Roman"/>
+                                <w:b w:val="0"/>
+                                <w:bCs/>
+                                <w:lang w:val="en-US"/>
+                              </w:rPr>
+                              <w:t>header_logo</w:t>
+                            </w:r>
+                            <w:proofErr w:type="spellEnd"/>
+                            <w:r>
+                              <w:rPr>
+                                <w:rFonts w:ascii="Times New Roman" w:hAnsi="Times New Roman"/>
+                                <w:b w:val="0"/>
+                                <w:bCs/>
+                                <w:lang w:val="en-US"/>
+                              </w:rPr>
+                              <w:t>}</w:t>
                             </w:r>
                           </w:p>
                           <w:p>
@@ -394,7 +454,27 @@
                                 <w:bCs/>
                                 <w:lang w:val="en-US"/>
                               </w:rPr>
-                              <w:t>{/header_logo_only}</w:t>
+                              <w:t>{/</w:t>
+                            </w:r>
+                            <w:proofErr w:type="spellStart"/>
+                            <w:r>
+                              <w:rPr>
+                                <w:rFonts w:ascii="Times New Roman" w:hAnsi="Times New Roman"/>
+                                <w:b w:val="0"/>
+                                <w:bCs/>
+                                <w:lang w:val="en-US"/>
+                              </w:rPr>
+                              <w:t>header_logo_only</w:t>
+                            </w:r>
+                            <w:proofErr w:type="spellEnd"/>
+                            <w:r>
+                              <w:rPr>
+                                <w:rFonts w:ascii="Times New Roman" w:hAnsi="Times New Roman"/>
+                                <w:b w:val="0"/>
+                                <w:bCs/>
+                                <w:lang w:val="en-US"/>
+                              </w:rPr>
+                              <w:t>}</w:t>
                             </w:r>
                           </w:p>
                           <w:p>
@@ -664,7 +744,29 @@
                                 <w:sz w:val="14"/>
                                 <w:szCs w:val="14"/>
                               </w:rPr>
-                              <w:t>{company_info_organization_name}</w:t>
+                              <w:t>{</w:t>
+                            </w:r>
+                            <w:proofErr w:type="spellStart"/>
+                            <w:r>
+                              <w:rPr>
+                                <w:rFonts w:ascii="Times New Roman" w:hAnsi="Times New Roman"/>
+                                <w:b w:val="0"/>
+                                <w:bCs/>
+                                <w:sz w:val="14"/>
+                                <w:szCs w:val="14"/>
+                              </w:rPr>
+                              <w:t>company_info_organization_name</w:t>
+                            </w:r>
+                            <w:proofErr w:type="spellEnd"/>
+                            <w:r>
+                              <w:rPr>
+                                <w:rFonts w:ascii="Times New Roman" w:hAnsi="Times New Roman"/>
+                                <w:b w:val="0"/>
+                                <w:bCs/>
+                                <w:sz w:val="14"/>
+                                <w:szCs w:val="14"/>
+                              </w:rPr>
+                              <w:t>}</w:t>
                             </w:r>
                           </w:p>
                           <w:p>
@@ -686,7 +788,31 @@
                                 <w:szCs w:val="14"/>
                                 <w:lang w:val="en-US"/>
                               </w:rPr>
-                              <w:t>{company_info_address}</w:t>
+                              <w:t>{</w:t>
+                            </w:r>
+                            <w:proofErr w:type="spellStart"/>
+                            <w:r>
+                              <w:rPr>
+                                <w:rFonts w:ascii="Times New Roman" w:hAnsi="Times New Roman"/>
+                                <w:b w:val="0"/>
+                                <w:bCs/>
+                                <w:sz w:val="14"/>
+                                <w:szCs w:val="14"/>
+                                <w:lang w:val="en-US"/>
+                              </w:rPr>
+                              <w:t>company_info_address</w:t>
+                            </w:r>
+                            <w:proofErr w:type="spellEnd"/>
+                            <w:r>
+                              <w:rPr>
+                                <w:rFonts w:ascii="Times New Roman" w:hAnsi="Times New Roman"/>
+                                <w:b w:val="0"/>
+                                <w:bCs/>
+                                <w:sz w:val="14"/>
+                                <w:szCs w:val="14"/>
+                                <w:lang w:val="en-US"/>
+                              </w:rPr>
+                              <w:t>}</w:t>
                             </w:r>
                           </w:p>
                           <w:p>
@@ -710,7 +836,31 @@
                                 <w:szCs w:val="14"/>
                                 <w:lang w:val="en-US"/>
                               </w:rPr>
-                              <w:t>{company_info_postcode}</w:t>
+                              <w:t>{</w:t>
+                            </w:r>
+                            <w:proofErr w:type="spellStart"/>
+                            <w:r>
+                              <w:rPr>
+                                <w:rFonts w:ascii="Times New Roman" w:hAnsi="Times New Roman"/>
+                                <w:b w:val="0"/>
+                                <w:bCs/>
+                                <w:sz w:val="14"/>
+                                <w:szCs w:val="14"/>
+                                <w:lang w:val="en-US"/>
+                              </w:rPr>
+                              <w:t>company_info_postcode</w:t>
+                            </w:r>
+                            <w:proofErr w:type="spellEnd"/>
+                            <w:r>
+                              <w:rPr>
+                                <w:rFonts w:ascii="Times New Roman" w:hAnsi="Times New Roman"/>
+                                <w:b w:val="0"/>
+                                <w:bCs/>
+                                <w:sz w:val="14"/>
+                                <w:szCs w:val="14"/>
+                                <w:lang w:val="en-US"/>
+                              </w:rPr>
+                              <w:t>}</w:t>
                             </w:r>
                           </w:p>
                           <w:p>
@@ -747,7 +897,31 @@
                                 <w:szCs w:val="14"/>
                                 <w:lang w:val="en-US"/>
                               </w:rPr>
-                              <w:t>Telephone: {company_info_telephone}</w:t>
+                              <w:t>Telephone: {</w:t>
+                            </w:r>
+                            <w:proofErr w:type="spellStart"/>
+                            <w:r>
+                              <w:rPr>
+                                <w:rFonts w:ascii="Times New Roman" w:hAnsi="Times New Roman"/>
+                                <w:b w:val="0"/>
+                                <w:bCs/>
+                                <w:sz w:val="14"/>
+                                <w:szCs w:val="14"/>
+                                <w:lang w:val="en-US"/>
+                              </w:rPr>
+                              <w:t>company_info_telephone</w:t>
+                            </w:r>
+                            <w:proofErr w:type="spellEnd"/>
+                            <w:r>
+                              <w:rPr>
+                                <w:rFonts w:ascii="Times New Roman" w:hAnsi="Times New Roman"/>
+                                <w:b w:val="0"/>
+                                <w:bCs/>
+                                <w:sz w:val="14"/>
+                                <w:szCs w:val="14"/>
+                                <w:lang w:val="en-US"/>
+                              </w:rPr>
+                              <w:t>}</w:t>
                             </w:r>
                           </w:p>
                           <w:p>
@@ -784,6 +958,7 @@
                               </w:rPr>
                               <w:t>{</w:t>
                             </w:r>
+                            <w:proofErr w:type="spellStart"/>
                             <w:proofErr w:type="gramEnd"/>
                             <w:r>
                               <w:rPr>
@@ -796,6 +971,7 @@
                               </w:rPr>
                               <w:t>company_info_fax</w:t>
                             </w:r>
+                            <w:proofErr w:type="spellEnd"/>
                             <w:r>
                               <w:rPr>
                                 <w:rFonts w:ascii="Times New Roman" w:hAnsi="Times New Roman"/>
@@ -842,7 +1018,31 @@
                                 <w:szCs w:val="14"/>
                                 <w:lang w:val="en-US"/>
                               </w:rPr>
-                              <w:t>Email: {company_info_email}</w:t>
+                              <w:t>Email: {</w:t>
+                            </w:r>
+                            <w:proofErr w:type="spellStart"/>
+                            <w:r>
+                              <w:rPr>
+                                <w:rFonts w:ascii="Times New Roman" w:hAnsi="Times New Roman"/>
+                                <w:b w:val="0"/>
+                                <w:bCs/>
+                                <w:sz w:val="14"/>
+                                <w:szCs w:val="14"/>
+                                <w:lang w:val="en-US"/>
+                              </w:rPr>
+                              <w:t>company_info_email</w:t>
+                            </w:r>
+                            <w:proofErr w:type="spellEnd"/>
+                            <w:r>
+                              <w:rPr>
+                                <w:rFonts w:ascii="Times New Roman" w:hAnsi="Times New Roman"/>
+                                <w:b w:val="0"/>
+                                <w:bCs/>
+                                <w:sz w:val="14"/>
+                                <w:szCs w:val="14"/>
+                                <w:lang w:val="en-US"/>
+                              </w:rPr>
+                              <w:t>}</w:t>
                             </w:r>
                           </w:p>
                           <w:p>
@@ -876,7 +1076,31 @@
                                 <w:szCs w:val="14"/>
                                 <w:lang w:val="en-US"/>
                               </w:rPr>
-                              <w:t xml:space="preserve">{company_info_web} </w:t>
+                              <w:t>{</w:t>
+                            </w:r>
+                            <w:proofErr w:type="spellStart"/>
+                            <w:r>
+                              <w:rPr>
+                                <w:rFonts w:ascii="Times New Roman" w:hAnsi="Times New Roman"/>
+                                <w:b w:val="0"/>
+                                <w:bCs/>
+                                <w:sz w:val="14"/>
+                                <w:szCs w:val="14"/>
+                                <w:lang w:val="en-US"/>
+                              </w:rPr>
+                              <w:t>company_info_web</w:t>
+                            </w:r>
+                            <w:proofErr w:type="spellEnd"/>
+                            <w:r>
+                              <w:rPr>
+                                <w:rFonts w:ascii="Times New Roman" w:hAnsi="Times New Roman"/>
+                                <w:b w:val="0"/>
+                                <w:bCs/>
+                                <w:sz w:val="14"/>
+                                <w:szCs w:val="14"/>
+                                <w:lang w:val="en-US"/>
+                              </w:rPr>
+                              <w:t xml:space="preserve">} </w:t>
                             </w:r>
                           </w:p>
                           <w:p>
@@ -909,7 +1133,27 @@
                                 <w:sz w:val="14"/>
                                 <w:szCs w:val="14"/>
                               </w:rPr>
-                              <w:t>{/header_show_full}</w:t>
+                              <w:t>{/</w:t>
+                            </w:r>
+                            <w:proofErr w:type="spellStart"/>
+                            <w:r>
+                              <w:rPr>
+                                <w:rFonts w:ascii="Times New Roman" w:hAnsi="Times New Roman"/>
+                                <w:bCs/>
+                                <w:sz w:val="14"/>
+                                <w:szCs w:val="14"/>
+                              </w:rPr>
+                              <w:t>header_show_full</w:t>
+                            </w:r>
+                            <w:proofErr w:type="spellEnd"/>
+                            <w:r>
+                              <w:rPr>
+                                <w:rFonts w:ascii="Times New Roman" w:hAnsi="Times New Roman"/>
+                                <w:bCs/>
+                                <w:sz w:val="14"/>
+                                <w:szCs w:val="14"/>
+                              </w:rPr>
+                              <w:t>}</w:t>
                             </w:r>
                           </w:p>
                         </w:txbxContent>
@@ -1468,6 +1712,7 @@
               </w:rPr>
               <w:t>{Account__</w:t>
             </w:r>
+            <w:proofErr w:type="spellStart"/>
             <w:proofErr w:type="gramStart"/>
             <w:r>
               <w:rPr>
@@ -1475,6 +1720,7 @@
               </w:rPr>
               <w:t>c.Name</w:t>
             </w:r>
+            <w:proofErr w:type="spellEnd"/>
             <w:proofErr w:type="gramEnd"/>
             <w:r>
               <w:rPr>
@@ -1882,7 +2128,15 @@
                 <w:sz w:val="16"/>
                 <w:szCs w:val="16"/>
               </w:rPr>
-              <w:t>{#sample_results_</w:t>
+              <w:t>{#</w:t>
+            </w:r>
+            <w:r>
+              <w:rPr>
+                <w:b w:val="0"/>
+                <w:sz w:val="16"/>
+                <w:szCs w:val="16"/>
+              </w:rPr>
+              <w:t>sample_instruction_</w:t>
             </w:r>
             <w:proofErr w:type="gramStart"/>
             <w:r>
@@ -1891,7 +2145,15 @@
                 <w:sz w:val="16"/>
                 <w:szCs w:val="16"/>
               </w:rPr>
-              <w:t>rows}</w:t>
+              <w:t>rows</w:t>
+            </w:r>
+            <w:r>
+              <w:rPr>
+                <w:b w:val="0"/>
+                <w:sz w:val="16"/>
+                <w:szCs w:val="16"/>
+              </w:rPr>
+              <w:t>}</w:t>
             </w:r>
             <w:r>
               <w:rPr>
@@ -1909,8 +2171,19 @@
                 <w:szCs w:val="16"/>
                 <w:lang w:val="en-US"/>
               </w:rPr>
-              <w:t>Instruction__c.Name</w:t>
-            </w:r>
+              <w:t>Instruction__</w:t>
+            </w:r>
+            <w:proofErr w:type="spellStart"/>
+            <w:r>
+              <w:rPr>
+                <w:b w:val="0"/>
+                <w:sz w:val="16"/>
+                <w:szCs w:val="16"/>
+                <w:lang w:val="en-US"/>
+              </w:rPr>
+              <w:t>c.Name</w:t>
+            </w:r>
+            <w:proofErr w:type="spellEnd"/>
             <w:r>
               <w:rPr>
                 <w:b w:val="0"/>
@@ -1941,6 +2214,7 @@
               </w:rPr>
               <w:t>{Sample_Result__</w:t>
             </w:r>
+            <w:proofErr w:type="spellStart"/>
             <w:proofErr w:type="gramStart"/>
             <w:r>
               <w:rPr>
@@ -1950,6 +2224,7 @@
               </w:rPr>
               <w:t>c.Name</w:t>
             </w:r>
+            <w:proofErr w:type="spellEnd"/>
             <w:proofErr w:type="gramEnd"/>
             <w:r>
               <w:rPr>
@@ -1981,6 +2256,7 @@
               </w:rPr>
               <w:t>{</w:t>
             </w:r>
+            <w:proofErr w:type="spellStart"/>
             <w:r>
               <w:rPr>
                 <w:b w:val="0"/>
@@ -2015,6 +2291,7 @@
               </w:rPr>
               <w:t>__c</w:t>
             </w:r>
+            <w:proofErr w:type="spellEnd"/>
             <w:r>
               <w:rPr>
                 <w:b w:val="0"/>
@@ -2044,6 +2321,7 @@
                 <w:b w:val="0"/>
                 <w:sz w:val="16"/>
                 <w:szCs w:val="16"/>
+                <w:lang w:val="en-US"/>
               </w:rPr>
             </w:pPr>
             <w:r>
@@ -2059,6 +2337,7 @@
                 <w:b w:val="0"/>
                 <w:sz w:val="16"/>
                 <w:szCs w:val="16"/>
+                <w:lang w:val="en-US"/>
               </w:rPr>
               <w:t>Instruction__</w:t>
             </w:r>
@@ -2068,16 +2347,9 @@
                 <w:b w:val="0"/>
                 <w:sz w:val="16"/>
                 <w:szCs w:val="16"/>
-              </w:rPr>
-              <w:t>c</w:t>
-            </w:r>
-            <w:r>
-              <w:rPr>
-                <w:b w:val="0"/>
-                <w:sz w:val="16"/>
-                <w:szCs w:val="16"/>
-              </w:rPr>
-              <w:t>.Variety</w:t>
+                <w:lang w:val="en-US"/>
+              </w:rPr>
+              <w:t>c.Variety</w:t>
             </w:r>
             <w:proofErr w:type="gramEnd"/>
             <w:r>
@@ -2085,8 +2357,28 @@
                 <w:b w:val="0"/>
                 <w:sz w:val="16"/>
                 <w:szCs w:val="16"/>
-              </w:rPr>
-              <w:t>__c}</w:t>
+                <w:lang w:val="en-US"/>
+              </w:rPr>
+              <w:t>__</w:t>
+            </w:r>
+            <w:proofErr w:type="spellStart"/>
+            <w:r>
+              <w:rPr>
+                <w:b w:val="0"/>
+                <w:sz w:val="16"/>
+                <w:szCs w:val="16"/>
+                <w:lang w:val="en-US"/>
+              </w:rPr>
+              <w:t>c.Name</w:t>
+            </w:r>
+            <w:proofErr w:type="spellEnd"/>
+            <w:r>
+              <w:rPr>
+                <w:b w:val="0"/>
+                <w:sz w:val="16"/>
+                <w:szCs w:val="16"/>
+              </w:rPr>
+              <w:t>}</w:t>
             </w:r>
           </w:p>
         </w:tc>
@@ -2108,8 +2400,27 @@
                 <w:sz w:val="16"/>
                 <w:szCs w:val="16"/>
               </w:rPr>
-              <w:t>{Sample</w:t>
-            </w:r>
+              <w:t>{</w:t>
+            </w:r>
+            <w:proofErr w:type="spellStart"/>
+            <w:r>
+              <w:rPr>
+                <w:b w:val="0"/>
+                <w:sz w:val="16"/>
+                <w:szCs w:val="16"/>
+              </w:rPr>
+              <w:t>Sample_Result__</w:t>
+            </w:r>
+            <w:proofErr w:type="gramStart"/>
+            <w:r>
+              <w:rPr>
+                <w:b w:val="0"/>
+                <w:sz w:val="16"/>
+                <w:szCs w:val="16"/>
+              </w:rPr>
+              <w:t>c</w:t>
+            </w:r>
+            <w:proofErr w:type="spellEnd"/>
             <w:r>
               <w:rPr>
                 <w:b w:val="0"/>
@@ -2117,8 +2428,9 @@
                 <w:szCs w:val="16"/>
                 <w:lang w:val="en-US"/>
               </w:rPr>
-              <w:t>_</w:t>
-            </w:r>
+              <w:t>.</w:t>
+            </w:r>
+            <w:proofErr w:type="spellStart"/>
             <w:r>
               <w:rPr>
                 <w:b w:val="0"/>
@@ -2126,9 +2438,9 @@
                 <w:szCs w:val="16"/>
                 <w:lang w:val="en-US"/>
               </w:rPr>
-              <w:t>Result__</w:t>
-            </w:r>
-            <w:proofErr w:type="gramStart"/>
+              <w:t>Sample</w:t>
+            </w:r>
+            <w:proofErr w:type="gramEnd"/>
             <w:r>
               <w:rPr>
                 <w:b w:val="0"/>
@@ -2136,18 +2448,9 @@
                 <w:szCs w:val="16"/>
                 <w:lang w:val="en-US"/>
               </w:rPr>
-              <w:t>c.Sample</w:t>
-            </w:r>
-            <w:proofErr w:type="gramEnd"/>
-            <w:r>
-              <w:rPr>
-                <w:b w:val="0"/>
-                <w:sz w:val="16"/>
-                <w:szCs w:val="16"/>
-                <w:lang w:val="en-US"/>
-              </w:rPr>
-              <w:t>_Location__c</w:t>
-            </w:r>
+              <w:t>_location__c</w:t>
+            </w:r>
+            <w:proofErr w:type="spellEnd"/>
             <w:r>
               <w:rPr>
                 <w:b w:val="0"/>
@@ -2176,7 +2479,16 @@
                 <w:sz w:val="16"/>
                 <w:szCs w:val="16"/>
               </w:rPr>
-              <w:t>{Sample_Result__</w:t>
+              <w:t>{</w:t>
+            </w:r>
+            <w:proofErr w:type="spellStart"/>
+            <w:r>
+              <w:rPr>
+                <w:b w:val="0"/>
+                <w:sz w:val="16"/>
+                <w:szCs w:val="16"/>
+              </w:rPr>
+              <w:t>Sample_Result__</w:t>
             </w:r>
             <w:proofErr w:type="gramStart"/>
             <w:r>
@@ -2196,6 +2508,7 @@
               </w:rPr>
               <w:t>__c</w:t>
             </w:r>
+            <w:proofErr w:type="spellEnd"/>
             <w:r>
               <w:rPr>
                 <w:b w:val="0"/>
@@ -2224,7 +2537,16 @@
                 <w:sz w:val="16"/>
                 <w:szCs w:val="16"/>
               </w:rPr>
-              <w:t>{Sample_Result__</w:t>
+              <w:t>{</w:t>
+            </w:r>
+            <w:proofErr w:type="spellStart"/>
+            <w:r>
+              <w:rPr>
+                <w:b w:val="0"/>
+                <w:sz w:val="16"/>
+                <w:szCs w:val="16"/>
+              </w:rPr>
+              <w:t>Sample_Result__</w:t>
             </w:r>
             <w:proofErr w:type="gramStart"/>
             <w:r>
@@ -2242,7 +2564,16 @@
                 <w:sz w:val="16"/>
                 <w:szCs w:val="16"/>
               </w:rPr>
-              <w:t>_Weight__c}</w:t>
+              <w:t>_Weight__c</w:t>
+            </w:r>
+            <w:proofErr w:type="spellEnd"/>
+            <w:r>
+              <w:rPr>
+                <w:b w:val="0"/>
+                <w:sz w:val="16"/>
+                <w:szCs w:val="16"/>
+              </w:rPr>
+              <w:t>}</w:t>
             </w:r>
           </w:p>
         </w:tc>
@@ -2264,7 +2595,16 @@
                 <w:sz w:val="16"/>
                 <w:szCs w:val="16"/>
               </w:rPr>
-              <w:t>{Sample_Result__</w:t>
+              <w:t>{</w:t>
+            </w:r>
+            <w:proofErr w:type="spellStart"/>
+            <w:r>
+              <w:rPr>
+                <w:b w:val="0"/>
+                <w:sz w:val="16"/>
+                <w:szCs w:val="16"/>
+              </w:rPr>
+              <w:t>Sample_Result__</w:t>
             </w:r>
             <w:proofErr w:type="gramStart"/>
             <w:r>
@@ -2292,6 +2632,7 @@
               </w:rPr>
               <w:t>__c</w:t>
             </w:r>
+            <w:proofErr w:type="spellEnd"/>
             <w:r>
               <w:rPr>
                 <w:b w:val="0"/>
@@ -2320,7 +2661,16 @@
                 <w:sz w:val="16"/>
                 <w:szCs w:val="16"/>
               </w:rPr>
-              <w:t>{Sample_Result__</w:t>
+              <w:t>{</w:t>
+            </w:r>
+            <w:proofErr w:type="spellStart"/>
+            <w:r>
+              <w:rPr>
+                <w:b w:val="0"/>
+                <w:sz w:val="16"/>
+                <w:szCs w:val="16"/>
+              </w:rPr>
+              <w:t>Sample_Result__</w:t>
             </w:r>
             <w:proofErr w:type="gramStart"/>
             <w:r>
@@ -2348,6 +2698,7 @@
               </w:rPr>
               <w:t>__c</w:t>
             </w:r>
+            <w:proofErr w:type="spellEnd"/>
             <w:r>
               <w:rPr>
                 <w:b w:val="0"/>
@@ -2536,7 +2887,25 @@
                 <w:sz w:val="16"/>
                 <w:szCs w:val="16"/>
               </w:rPr>
-              <w:t>{admix_combined}</w:t>
+              <w:t>{</w:t>
+            </w:r>
+            <w:proofErr w:type="spellStart"/>
+            <w:r>
+              <w:rPr>
+                <w:b w:val="0"/>
+                <w:sz w:val="16"/>
+                <w:szCs w:val="16"/>
+              </w:rPr>
+              <w:t>admix_combined</w:t>
+            </w:r>
+            <w:proofErr w:type="spellEnd"/>
+            <w:r>
+              <w:rPr>
+                <w:b w:val="0"/>
+                <w:sz w:val="16"/>
+                <w:szCs w:val="16"/>
+              </w:rPr>
+              <w:t>}</w:t>
             </w:r>
           </w:p>
         </w:tc>
@@ -2558,7 +2927,16 @@
                 <w:sz w:val="16"/>
                 <w:szCs w:val="16"/>
               </w:rPr>
-              <w:t>{Sample_Result__</w:t>
+              <w:t>{</w:t>
+            </w:r>
+            <w:proofErr w:type="spellStart"/>
+            <w:r>
+              <w:rPr>
+                <w:b w:val="0"/>
+                <w:sz w:val="16"/>
+                <w:szCs w:val="16"/>
+              </w:rPr>
+              <w:t>Sample_Result__</w:t>
             </w:r>
             <w:proofErr w:type="gramStart"/>
             <w:r>
@@ -2586,6 +2964,7 @@
               </w:rPr>
               <w:t>__c</w:t>
             </w:r>
+            <w:proofErr w:type="spellEnd"/>
             <w:r>
               <w:rPr>
                 <w:b w:val="0"/>
@@ -2600,7 +2979,25 @@
                 <w:sz w:val="16"/>
                 <w:szCs w:val="16"/>
               </w:rPr>
-              <w:t>{/sample_results_rows}</w:t>
+              <w:t>{/</w:t>
+            </w:r>
+            <w:proofErr w:type="spellStart"/>
+            <w:r>
+              <w:rPr>
+                <w:b w:val="0"/>
+                <w:sz w:val="16"/>
+                <w:szCs w:val="16"/>
+              </w:rPr>
+              <w:t>sample_instruction_rows</w:t>
+            </w:r>
+            <w:proofErr w:type="spellEnd"/>
+            <w:r>
+              <w:rPr>
+                <w:b w:val="0"/>
+                <w:sz w:val="16"/>
+                <w:szCs w:val="16"/>
+              </w:rPr>
+              <w:t>}</w:t>
             </w:r>
           </w:p>
         </w:tc>

--- a/src/templates/template_sample_results_W (1).docx
+++ b/src/templates/template_sample_results_W (1).docx
@@ -120,7 +120,29 @@
                                 <w:sz w:val="14"/>
                                 <w:szCs w:val="14"/>
                               </w:rPr>
-                              <w:t>{company_info_organization_name}</w:t>
+                              <w:t>{</w:t>
+                            </w:r>
+                            <w:proofErr w:type="spellStart"/>
+                            <w:r>
+                              <w:rPr>
+                                <w:rFonts w:ascii="Times New Roman" w:hAnsi="Times New Roman"/>
+                                <w:b w:val="0"/>
+                                <w:bCs/>
+                                <w:sz w:val="14"/>
+                                <w:szCs w:val="14"/>
+                              </w:rPr>
+                              <w:t>company_info_organization_name</w:t>
+                            </w:r>
+                            <w:proofErr w:type="spellEnd"/>
+                            <w:r>
+                              <w:rPr>
+                                <w:rFonts w:ascii="Times New Roman" w:hAnsi="Times New Roman"/>
+                                <w:b w:val="0"/>
+                                <w:bCs/>
+                                <w:sz w:val="14"/>
+                                <w:szCs w:val="14"/>
+                              </w:rPr>
+                              <w:t>}</w:t>
                             </w:r>
                           </w:p>
                           <w:p>
@@ -142,7 +164,31 @@
                                 <w:szCs w:val="14"/>
                                 <w:lang w:val="en-US"/>
                               </w:rPr>
-                              <w:t>{company_info_address}</w:t>
+                              <w:t>{</w:t>
+                            </w:r>
+                            <w:proofErr w:type="spellStart"/>
+                            <w:r>
+                              <w:rPr>
+                                <w:rFonts w:ascii="Times New Roman" w:hAnsi="Times New Roman"/>
+                                <w:b w:val="0"/>
+                                <w:bCs/>
+                                <w:sz w:val="14"/>
+                                <w:szCs w:val="14"/>
+                                <w:lang w:val="en-US"/>
+                              </w:rPr>
+                              <w:t>company_info_address</w:t>
+                            </w:r>
+                            <w:proofErr w:type="spellEnd"/>
+                            <w:r>
+                              <w:rPr>
+                                <w:rFonts w:ascii="Times New Roman" w:hAnsi="Times New Roman"/>
+                                <w:b w:val="0"/>
+                                <w:bCs/>
+                                <w:sz w:val="14"/>
+                                <w:szCs w:val="14"/>
+                                <w:lang w:val="en-US"/>
+                              </w:rPr>
+                              <w:t>}</w:t>
                             </w:r>
                           </w:p>
                           <w:p>
@@ -166,7 +212,31 @@
                                 <w:szCs w:val="14"/>
                                 <w:lang w:val="en-US"/>
                               </w:rPr>
-                              <w:t>{company_info_postcode}</w:t>
+                              <w:t>{</w:t>
+                            </w:r>
+                            <w:proofErr w:type="spellStart"/>
+                            <w:r>
+                              <w:rPr>
+                                <w:rFonts w:ascii="Times New Roman" w:hAnsi="Times New Roman"/>
+                                <w:b w:val="0"/>
+                                <w:bCs/>
+                                <w:sz w:val="14"/>
+                                <w:szCs w:val="14"/>
+                                <w:lang w:val="en-US"/>
+                              </w:rPr>
+                              <w:t>company_info_postcode</w:t>
+                            </w:r>
+                            <w:proofErr w:type="spellEnd"/>
+                            <w:r>
+                              <w:rPr>
+                                <w:rFonts w:ascii="Times New Roman" w:hAnsi="Times New Roman"/>
+                                <w:b w:val="0"/>
+                                <w:bCs/>
+                                <w:sz w:val="14"/>
+                                <w:szCs w:val="14"/>
+                                <w:lang w:val="en-US"/>
+                              </w:rPr>
+                              <w:t>}</w:t>
                             </w:r>
                           </w:p>
                           <w:p>
@@ -212,7 +282,31 @@
                                 <w:szCs w:val="14"/>
                                 <w:lang w:val="en-US"/>
                               </w:rPr>
-                              <w:t xml:space="preserve"> {company_info_telephone}</w:t>
+                              <w:t xml:space="preserve"> {</w:t>
+                            </w:r>
+                            <w:proofErr w:type="spellStart"/>
+                            <w:r>
+                              <w:rPr>
+                                <w:rFonts w:ascii="Times New Roman" w:hAnsi="Times New Roman"/>
+                                <w:b w:val="0"/>
+                                <w:bCs/>
+                                <w:sz w:val="14"/>
+                                <w:szCs w:val="14"/>
+                                <w:lang w:val="en-US"/>
+                              </w:rPr>
+                              <w:t>company_info_telephone</w:t>
+                            </w:r>
+                            <w:proofErr w:type="spellEnd"/>
+                            <w:r>
+                              <w:rPr>
+                                <w:rFonts w:ascii="Times New Roman" w:hAnsi="Times New Roman"/>
+                                <w:b w:val="0"/>
+                                <w:bCs/>
+                                <w:sz w:val="14"/>
+                                <w:szCs w:val="14"/>
+                                <w:lang w:val="en-US"/>
+                              </w:rPr>
+                              <w:t>}</w:t>
                             </w:r>
                           </w:p>
                           <w:p>
@@ -256,6 +350,7 @@
                               </w:rPr>
                               <w:t>{</w:t>
                             </w:r>
+                            <w:proofErr w:type="spellStart"/>
                             <w:r>
                               <w:rPr>
                                 <w:rFonts w:ascii="Times New Roman" w:hAnsi="Times New Roman"/>
@@ -267,6 +362,7 @@
                               </w:rPr>
                               <w:t>company_info_fax</w:t>
                             </w:r>
+                            <w:proofErr w:type="spellEnd"/>
                             <w:r>
                               <w:rPr>
                                 <w:rFonts w:ascii="Times New Roman" w:hAnsi="Times New Roman"/>
@@ -322,7 +418,31 @@
                                 <w:szCs w:val="14"/>
                                 <w:lang w:val="en-US"/>
                               </w:rPr>
-                              <w:t xml:space="preserve"> {company_info_email}</w:t>
+                              <w:t xml:space="preserve"> {</w:t>
+                            </w:r>
+                            <w:proofErr w:type="spellStart"/>
+                            <w:r>
+                              <w:rPr>
+                                <w:rFonts w:ascii="Times New Roman" w:hAnsi="Times New Roman"/>
+                                <w:b w:val="0"/>
+                                <w:bCs/>
+                                <w:sz w:val="14"/>
+                                <w:szCs w:val="14"/>
+                                <w:lang w:val="en-US"/>
+                              </w:rPr>
+                              <w:t>company_info_email</w:t>
+                            </w:r>
+                            <w:proofErr w:type="spellEnd"/>
+                            <w:r>
+                              <w:rPr>
+                                <w:rFonts w:ascii="Times New Roman" w:hAnsi="Times New Roman"/>
+                                <w:b w:val="0"/>
+                                <w:bCs/>
+                                <w:sz w:val="14"/>
+                                <w:szCs w:val="14"/>
+                                <w:lang w:val="en-US"/>
+                              </w:rPr>
+                              <w:t>}</w:t>
                             </w:r>
                           </w:p>
                           <w:p>
@@ -364,7 +484,31 @@
                                 <w:szCs w:val="14"/>
                                 <w:lang w:val="en-US"/>
                               </w:rPr>
-                              <w:t xml:space="preserve">{company_info_web} </w:t>
+                              <w:t>{</w:t>
+                            </w:r>
+                            <w:proofErr w:type="spellStart"/>
+                            <w:r>
+                              <w:rPr>
+                                <w:rFonts w:ascii="Times New Roman" w:hAnsi="Times New Roman"/>
+                                <w:b w:val="0"/>
+                                <w:bCs/>
+                                <w:sz w:val="14"/>
+                                <w:szCs w:val="14"/>
+                                <w:lang w:val="en-US"/>
+                              </w:rPr>
+                              <w:t>company_info_web</w:t>
+                            </w:r>
+                            <w:proofErr w:type="spellEnd"/>
+                            <w:r>
+                              <w:rPr>
+                                <w:rFonts w:ascii="Times New Roman" w:hAnsi="Times New Roman"/>
+                                <w:b w:val="0"/>
+                                <w:bCs/>
+                                <w:sz w:val="14"/>
+                                <w:szCs w:val="14"/>
+                                <w:lang w:val="en-US"/>
+                              </w:rPr>
+                              <w:t xml:space="preserve">} </w:t>
                             </w:r>
                           </w:p>
                           <w:p>
@@ -397,7 +541,27 @@
                                 <w:sz w:val="14"/>
                                 <w:szCs w:val="14"/>
                               </w:rPr>
-                              <w:t>{/header_show_full}</w:t>
+                              <w:t>{/</w:t>
+                            </w:r>
+                            <w:proofErr w:type="spellStart"/>
+                            <w:r>
+                              <w:rPr>
+                                <w:rFonts w:ascii="Times New Roman" w:hAnsi="Times New Roman"/>
+                                <w:bCs/>
+                                <w:sz w:val="14"/>
+                                <w:szCs w:val="14"/>
+                              </w:rPr>
+                              <w:t>header_show_full</w:t>
+                            </w:r>
+                            <w:proofErr w:type="spellEnd"/>
+                            <w:r>
+                              <w:rPr>
+                                <w:rFonts w:ascii="Times New Roman" w:hAnsi="Times New Roman"/>
+                                <w:bCs/>
+                                <w:sz w:val="14"/>
+                                <w:szCs w:val="14"/>
+                              </w:rPr>
+                              <w:t>}</w:t>
                             </w:r>
                           </w:p>
                         </w:txbxContent>
@@ -1026,7 +1190,27 @@
                                 <w:bCs/>
                                 <w:lang w:val="en-US"/>
                               </w:rPr>
-                              <w:t>{%header_logo}</w:t>
+                              <w:t>{%</w:t>
+                            </w:r>
+                            <w:proofErr w:type="spellStart"/>
+                            <w:r>
+                              <w:rPr>
+                                <w:rFonts w:ascii="Times New Roman" w:hAnsi="Times New Roman"/>
+                                <w:b w:val="0"/>
+                                <w:bCs/>
+                                <w:lang w:val="en-US"/>
+                              </w:rPr>
+                              <w:t>header_logo</w:t>
+                            </w:r>
+                            <w:proofErr w:type="spellEnd"/>
+                            <w:r>
+                              <w:rPr>
+                                <w:rFonts w:ascii="Times New Roman" w:hAnsi="Times New Roman"/>
+                                <w:b w:val="0"/>
+                                <w:bCs/>
+                                <w:lang w:val="en-US"/>
+                              </w:rPr>
+                              <w:t>}</w:t>
                             </w:r>
                           </w:p>
                           <w:p>
@@ -1045,7 +1229,27 @@
                                 <w:bCs/>
                                 <w:lang w:val="en-US"/>
                               </w:rPr>
-                              <w:t>{/header_show_full}</w:t>
+                              <w:t>{/</w:t>
+                            </w:r>
+                            <w:proofErr w:type="spellStart"/>
+                            <w:r>
+                              <w:rPr>
+                                <w:rFonts w:ascii="Times New Roman" w:hAnsi="Times New Roman"/>
+                                <w:b w:val="0"/>
+                                <w:bCs/>
+                                <w:lang w:val="en-US"/>
+                              </w:rPr>
+                              <w:t>header_show_full</w:t>
+                            </w:r>
+                            <w:proofErr w:type="spellEnd"/>
+                            <w:r>
+                              <w:rPr>
+                                <w:rFonts w:ascii="Times New Roman" w:hAnsi="Times New Roman"/>
+                                <w:b w:val="0"/>
+                                <w:bCs/>
+                                <w:lang w:val="en-US"/>
+                              </w:rPr>
+                              <w:t>}</w:t>
                             </w:r>
                           </w:p>
                           <w:p>
@@ -1310,7 +1514,27 @@
                                 <w:bCs/>
                                 <w:lang w:val="en-US"/>
                               </w:rPr>
-                              <w:t>{%header_logo}</w:t>
+                              <w:t>{%</w:t>
+                            </w:r>
+                            <w:proofErr w:type="spellStart"/>
+                            <w:r>
+                              <w:rPr>
+                                <w:rFonts w:ascii="Times New Roman" w:hAnsi="Times New Roman"/>
+                                <w:b w:val="0"/>
+                                <w:bCs/>
+                                <w:lang w:val="en-US"/>
+                              </w:rPr>
+                              <w:t>header_logo</w:t>
+                            </w:r>
+                            <w:proofErr w:type="spellEnd"/>
+                            <w:r>
+                              <w:rPr>
+                                <w:rFonts w:ascii="Times New Roman" w:hAnsi="Times New Roman"/>
+                                <w:b w:val="0"/>
+                                <w:bCs/>
+                                <w:lang w:val="en-US"/>
+                              </w:rPr>
+                              <w:t>}</w:t>
                             </w:r>
                           </w:p>
                           <w:p>
@@ -1329,7 +1553,27 @@
                                 <w:bCs/>
                                 <w:lang w:val="en-US"/>
                               </w:rPr>
-                              <w:t>{/header_logo_only}</w:t>
+                              <w:t>{/</w:t>
+                            </w:r>
+                            <w:proofErr w:type="spellStart"/>
+                            <w:r>
+                              <w:rPr>
+                                <w:rFonts w:ascii="Times New Roman" w:hAnsi="Times New Roman"/>
+                                <w:b w:val="0"/>
+                                <w:bCs/>
+                                <w:lang w:val="en-US"/>
+                              </w:rPr>
+                              <w:t>header_logo_only</w:t>
+                            </w:r>
+                            <w:proofErr w:type="spellEnd"/>
+                            <w:r>
+                              <w:rPr>
+                                <w:rFonts w:ascii="Times New Roman" w:hAnsi="Times New Roman"/>
+                                <w:b w:val="0"/>
+                                <w:bCs/>
+                                <w:lang w:val="en-US"/>
+                              </w:rPr>
+                              <w:t>}</w:t>
                             </w:r>
                           </w:p>
                           <w:p>
@@ -1491,6 +1735,7 @@
       </w:pPr>
     </w:p>
     <w:p/>
+    <w:p/>
     <w:p>
       <w:r>
         <w:t>Sample Results</w:t>
@@ -1534,7 +1779,23 @@
               <w:rPr>
                 <w:lang w:val="en-US"/>
               </w:rPr>
-              <w:t>{Account__c.Name}</w:t>
+              <w:t>{Account__</w:t>
+            </w:r>
+            <w:proofErr w:type="spellStart"/>
+            <w:proofErr w:type="gramStart"/>
+            <w:r>
+              <w:rPr>
+                <w:lang w:val="en-US"/>
+              </w:rPr>
+              <w:t>c.Name</w:t>
+            </w:r>
+            <w:proofErr w:type="spellEnd"/>
+            <w:proofErr w:type="gramEnd"/>
+            <w:r>
+              <w:rPr>
+                <w:lang w:val="en-US"/>
+              </w:rPr>
+              <w:t>}</w:t>
             </w:r>
           </w:p>
         </w:tc>
@@ -1575,16 +1836,16 @@
         <w:gridCol w:w="900"/>
         <w:gridCol w:w="1080"/>
         <w:gridCol w:w="900"/>
-        <w:gridCol w:w="1620"/>
+        <w:gridCol w:w="1237"/>
         <w:gridCol w:w="1080"/>
-        <w:gridCol w:w="1080"/>
-        <w:gridCol w:w="1080"/>
+        <w:gridCol w:w="990"/>
+        <w:gridCol w:w="990"/>
         <w:gridCol w:w="1080"/>
         <w:gridCol w:w="720"/>
         <w:gridCol w:w="720"/>
         <w:gridCol w:w="720"/>
-        <w:gridCol w:w="1260"/>
-        <w:gridCol w:w="1260"/>
+        <w:gridCol w:w="1710"/>
+        <w:gridCol w:w="1373"/>
         <w:gridCol w:w="1080"/>
       </w:tblGrid>
       <w:tr>
@@ -1691,7 +1952,7 @@
         </w:tc>
         <w:tc>
           <w:tcPr>
-            <w:tcW w:w="1620" w:type="dxa"/>
+            <w:tcW w:w="1237" w:type="dxa"/>
           </w:tcPr>
           <w:p>
             <w:pPr>
@@ -1731,7 +1992,7 @@
         </w:tc>
         <w:tc>
           <w:tcPr>
-            <w:tcW w:w="1080" w:type="dxa"/>
+            <w:tcW w:w="990" w:type="dxa"/>
           </w:tcPr>
           <w:p>
             <w:pPr>
@@ -1746,6 +2007,26 @@
                 <w:szCs w:val="16"/>
               </w:rPr>
               <w:t>Specific Weight</w:t>
+            </w:r>
+          </w:p>
+        </w:tc>
+        <w:tc>
+          <w:tcPr>
+            <w:tcW w:w="990" w:type="dxa"/>
+          </w:tcPr>
+          <w:p>
+            <w:pPr>
+              <w:rPr>
+                <w:sz w:val="16"/>
+                <w:szCs w:val="16"/>
+              </w:rPr>
+            </w:pPr>
+            <w:r>
+              <w:rPr>
+                <w:sz w:val="16"/>
+                <w:szCs w:val="16"/>
+              </w:rPr>
+              <w:t>Protein</w:t>
             </w:r>
           </w:p>
         </w:tc>
@@ -1765,26 +2046,6 @@
                 <w:sz w:val="16"/>
                 <w:szCs w:val="16"/>
               </w:rPr>
-              <w:t>Protein</w:t>
-            </w:r>
-          </w:p>
-        </w:tc>
-        <w:tc>
-          <w:tcPr>
-            <w:tcW w:w="1080" w:type="dxa"/>
-          </w:tcPr>
-          <w:p>
-            <w:pPr>
-              <w:rPr>
-                <w:sz w:val="16"/>
-                <w:szCs w:val="16"/>
-              </w:rPr>
-            </w:pPr>
-            <w:r>
-              <w:rPr>
-                <w:sz w:val="16"/>
-                <w:szCs w:val="16"/>
-              </w:rPr>
               <w:t>Hagberg</w:t>
             </w:r>
           </w:p>
@@ -1858,7 +2119,7 @@
         </w:tc>
         <w:tc>
           <w:tcPr>
-            <w:tcW w:w="1260" w:type="dxa"/>
+            <w:tcW w:w="1710" w:type="dxa"/>
           </w:tcPr>
           <w:p>
             <w:pPr>
@@ -1878,7 +2139,7 @@
         </w:tc>
         <w:tc>
           <w:tcPr>
-            <w:tcW w:w="1260" w:type="dxa"/>
+            <w:tcW w:w="1373" w:type="dxa"/>
           </w:tcPr>
           <w:p>
             <w:pPr>
@@ -1944,7 +2205,16 @@
                 <w:sz w:val="16"/>
                 <w:szCs w:val="16"/>
               </w:rPr>
-              <w:t>sample_instruction_rows</w:t>
+              <w:t>sample_instruction_</w:t>
+            </w:r>
+            <w:proofErr w:type="gramStart"/>
+            <w:r>
+              <w:rPr>
+                <w:b w:val="0"/>
+                <w:sz w:val="16"/>
+                <w:szCs w:val="16"/>
+              </w:rPr>
+              <w:t>rows</w:t>
             </w:r>
             <w:r>
               <w:rPr>
@@ -1962,6 +2232,7 @@
               </w:rPr>
               <w:t>{</w:t>
             </w:r>
+            <w:proofErr w:type="gramEnd"/>
             <w:r>
               <w:rPr>
                 <w:b w:val="0"/>
@@ -1969,8 +2240,19 @@
                 <w:szCs w:val="16"/>
                 <w:lang w:val="en-US"/>
               </w:rPr>
-              <w:t>Instruction__c.Name</w:t>
-            </w:r>
+              <w:t>Instruction__</w:t>
+            </w:r>
+            <w:proofErr w:type="spellStart"/>
+            <w:r>
+              <w:rPr>
+                <w:b w:val="0"/>
+                <w:sz w:val="16"/>
+                <w:szCs w:val="16"/>
+                <w:lang w:val="en-US"/>
+              </w:rPr>
+              <w:t>c.Name</w:t>
+            </w:r>
+            <w:proofErr w:type="spellEnd"/>
             <w:r>
               <w:rPr>
                 <w:b w:val="0"/>
@@ -1999,7 +2281,27 @@
                 <w:sz w:val="16"/>
                 <w:szCs w:val="16"/>
               </w:rPr>
-              <w:t>{Sample_Result__c.Name}</w:t>
+              <w:t>{Sample_Result__</w:t>
+            </w:r>
+            <w:proofErr w:type="spellStart"/>
+            <w:proofErr w:type="gramStart"/>
+            <w:r>
+              <w:rPr>
+                <w:b w:val="0"/>
+                <w:sz w:val="16"/>
+                <w:szCs w:val="16"/>
+              </w:rPr>
+              <w:t>c.Name</w:t>
+            </w:r>
+            <w:proofErr w:type="spellEnd"/>
+            <w:proofErr w:type="gramEnd"/>
+            <w:r>
+              <w:rPr>
+                <w:b w:val="0"/>
+                <w:sz w:val="16"/>
+                <w:szCs w:val="16"/>
+              </w:rPr>
+              <w:t>}</w:t>
             </w:r>
           </w:p>
         </w:tc>
@@ -2023,22 +2325,42 @@
               </w:rPr>
               <w:t>{</w:t>
             </w:r>
-            <w:r>
-              <w:rPr>
-                <w:b w:val="0"/>
-                <w:sz w:val="16"/>
-                <w:szCs w:val="16"/>
-              </w:rPr>
-              <w:t>Instruction__c</w:t>
-            </w:r>
-            <w:r>
-              <w:rPr>
-                <w:b w:val="0"/>
-                <w:sz w:val="16"/>
-                <w:szCs w:val="16"/>
-              </w:rPr>
-              <w:t>.Commodity__c</w:t>
-            </w:r>
+            <w:proofErr w:type="spellStart"/>
+            <w:r>
+              <w:rPr>
+                <w:b w:val="0"/>
+                <w:sz w:val="16"/>
+                <w:szCs w:val="16"/>
+              </w:rPr>
+              <w:t>Instruction__</w:t>
+            </w:r>
+            <w:proofErr w:type="gramStart"/>
+            <w:r>
+              <w:rPr>
+                <w:b w:val="0"/>
+                <w:sz w:val="16"/>
+                <w:szCs w:val="16"/>
+              </w:rPr>
+              <w:t>c</w:t>
+            </w:r>
+            <w:r>
+              <w:rPr>
+                <w:b w:val="0"/>
+                <w:sz w:val="16"/>
+                <w:szCs w:val="16"/>
+              </w:rPr>
+              <w:t>.Commodity</w:t>
+            </w:r>
+            <w:proofErr w:type="gramEnd"/>
+            <w:r>
+              <w:rPr>
+                <w:b w:val="0"/>
+                <w:sz w:val="16"/>
+                <w:szCs w:val="16"/>
+              </w:rPr>
+              <w:t>__c</w:t>
+            </w:r>
+            <w:proofErr w:type="spellEnd"/>
             <w:r>
               <w:rPr>
                 <w:b w:val="0"/>
@@ -2086,8 +2408,39 @@
                 <w:szCs w:val="16"/>
                 <w:lang w:val="en-US"/>
               </w:rPr>
-              <w:t>Instruction__c.Variety__c.Name</w:t>
-            </w:r>
+              <w:t>Instruction__</w:t>
+            </w:r>
+            <w:proofErr w:type="gramStart"/>
+            <w:r>
+              <w:rPr>
+                <w:b w:val="0"/>
+                <w:sz w:val="16"/>
+                <w:szCs w:val="16"/>
+                <w:lang w:val="en-US"/>
+              </w:rPr>
+              <w:t>c.Variety</w:t>
+            </w:r>
+            <w:proofErr w:type="gramEnd"/>
+            <w:r>
+              <w:rPr>
+                <w:b w:val="0"/>
+                <w:sz w:val="16"/>
+                <w:szCs w:val="16"/>
+                <w:lang w:val="en-US"/>
+              </w:rPr>
+              <w:t>__</w:t>
+            </w:r>
+            <w:proofErr w:type="spellStart"/>
+            <w:r>
+              <w:rPr>
+                <w:b w:val="0"/>
+                <w:sz w:val="16"/>
+                <w:szCs w:val="16"/>
+                <w:lang w:val="en-US"/>
+              </w:rPr>
+              <w:t>c.Name</w:t>
+            </w:r>
+            <w:proofErr w:type="spellEnd"/>
             <w:r>
               <w:rPr>
                 <w:b w:val="0"/>
@@ -2100,7 +2453,7 @@
         </w:tc>
         <w:tc>
           <w:tcPr>
-            <w:tcW w:w="1620" w:type="dxa"/>
+            <w:tcW w:w="1237" w:type="dxa"/>
           </w:tcPr>
           <w:p>
             <w:pPr>
@@ -2118,6 +2471,7 @@
               </w:rPr>
               <w:t>{</w:t>
             </w:r>
+            <w:proofErr w:type="spellStart"/>
             <w:r>
               <w:rPr>
                 <w:b w:val="0"/>
@@ -2126,6 +2480,7 @@
               </w:rPr>
               <w:t>Sample_Result__</w:t>
             </w:r>
+            <w:proofErr w:type="gramStart"/>
             <w:r>
               <w:rPr>
                 <w:b w:val="0"/>
@@ -2134,6 +2489,7 @@
               </w:rPr>
               <w:t>c</w:t>
             </w:r>
+            <w:proofErr w:type="spellEnd"/>
             <w:r>
               <w:rPr>
                 <w:b w:val="0"/>
@@ -2143,6 +2499,7 @@
               </w:rPr>
               <w:t>.</w:t>
             </w:r>
+            <w:proofErr w:type="spellStart"/>
             <w:r>
               <w:rPr>
                 <w:b w:val="0"/>
@@ -2150,8 +2507,19 @@
                 <w:szCs w:val="16"/>
                 <w:lang w:val="en-US"/>
               </w:rPr>
-              <w:t>Sample_location__c</w:t>
-            </w:r>
+              <w:t>Sample</w:t>
+            </w:r>
+            <w:proofErr w:type="gramEnd"/>
+            <w:r>
+              <w:rPr>
+                <w:b w:val="0"/>
+                <w:sz w:val="16"/>
+                <w:szCs w:val="16"/>
+                <w:lang w:val="en-US"/>
+              </w:rPr>
+              <w:t>_location__c</w:t>
+            </w:r>
+            <w:proofErr w:type="spellEnd"/>
             <w:r>
               <w:rPr>
                 <w:b w:val="0"/>
@@ -2180,16 +2548,160 @@
                 <w:sz w:val="16"/>
                 <w:szCs w:val="16"/>
               </w:rPr>
-              <w:t>{Sample_Result__</w:t>
-            </w:r>
-            <w:r>
-              <w:rPr>
-                <w:b w:val="0"/>
-                <w:sz w:val="16"/>
-                <w:szCs w:val="16"/>
-              </w:rPr>
-              <w:t>c.Moisture__c</w:t>
-            </w:r>
+              <w:t>{</w:t>
+            </w:r>
+            <w:proofErr w:type="spellStart"/>
+            <w:r>
+              <w:rPr>
+                <w:b w:val="0"/>
+                <w:sz w:val="16"/>
+                <w:szCs w:val="16"/>
+              </w:rPr>
+              <w:t>Sample_Result__</w:t>
+            </w:r>
+            <w:proofErr w:type="gramStart"/>
+            <w:r>
+              <w:rPr>
+                <w:b w:val="0"/>
+                <w:sz w:val="16"/>
+                <w:szCs w:val="16"/>
+              </w:rPr>
+              <w:t>c.Moisture</w:t>
+            </w:r>
+            <w:proofErr w:type="gramEnd"/>
+            <w:r>
+              <w:rPr>
+                <w:b w:val="0"/>
+                <w:sz w:val="16"/>
+                <w:szCs w:val="16"/>
+              </w:rPr>
+              <w:t>__c</w:t>
+            </w:r>
+            <w:proofErr w:type="spellEnd"/>
+            <w:r>
+              <w:rPr>
+                <w:b w:val="0"/>
+                <w:sz w:val="16"/>
+                <w:szCs w:val="16"/>
+              </w:rPr>
+              <w:t>}</w:t>
+            </w:r>
+          </w:p>
+        </w:tc>
+        <w:tc>
+          <w:tcPr>
+            <w:tcW w:w="990" w:type="dxa"/>
+          </w:tcPr>
+          <w:p>
+            <w:pPr>
+              <w:rPr>
+                <w:b w:val="0"/>
+                <w:sz w:val="16"/>
+                <w:szCs w:val="16"/>
+              </w:rPr>
+            </w:pPr>
+            <w:r>
+              <w:rPr>
+                <w:b w:val="0"/>
+                <w:sz w:val="16"/>
+                <w:szCs w:val="16"/>
+              </w:rPr>
+              <w:t>{</w:t>
+            </w:r>
+            <w:proofErr w:type="spellStart"/>
+            <w:r>
+              <w:rPr>
+                <w:b w:val="0"/>
+                <w:sz w:val="16"/>
+                <w:szCs w:val="16"/>
+              </w:rPr>
+              <w:t>Sample_Result__</w:t>
+            </w:r>
+            <w:proofErr w:type="gramStart"/>
+            <w:r>
+              <w:rPr>
+                <w:b w:val="0"/>
+                <w:sz w:val="16"/>
+                <w:szCs w:val="16"/>
+              </w:rPr>
+              <w:t>c.Specific</w:t>
+            </w:r>
+            <w:proofErr w:type="gramEnd"/>
+            <w:r>
+              <w:rPr>
+                <w:b w:val="0"/>
+                <w:sz w:val="16"/>
+                <w:szCs w:val="16"/>
+              </w:rPr>
+              <w:t>_Weight__c</w:t>
+            </w:r>
+            <w:proofErr w:type="spellEnd"/>
+            <w:r>
+              <w:rPr>
+                <w:b w:val="0"/>
+                <w:sz w:val="16"/>
+                <w:szCs w:val="16"/>
+              </w:rPr>
+              <w:t>}</w:t>
+            </w:r>
+          </w:p>
+        </w:tc>
+        <w:tc>
+          <w:tcPr>
+            <w:tcW w:w="990" w:type="dxa"/>
+          </w:tcPr>
+          <w:p>
+            <w:pPr>
+              <w:rPr>
+                <w:b w:val="0"/>
+                <w:sz w:val="16"/>
+                <w:szCs w:val="16"/>
+              </w:rPr>
+            </w:pPr>
+            <w:r>
+              <w:rPr>
+                <w:b w:val="0"/>
+                <w:sz w:val="16"/>
+                <w:szCs w:val="16"/>
+              </w:rPr>
+              <w:t>{</w:t>
+            </w:r>
+            <w:proofErr w:type="spellStart"/>
+            <w:r>
+              <w:rPr>
+                <w:b w:val="0"/>
+                <w:sz w:val="16"/>
+                <w:szCs w:val="16"/>
+              </w:rPr>
+              <w:t>Sample_Result__</w:t>
+            </w:r>
+            <w:proofErr w:type="gramStart"/>
+            <w:r>
+              <w:rPr>
+                <w:b w:val="0"/>
+                <w:sz w:val="16"/>
+                <w:szCs w:val="16"/>
+              </w:rPr>
+              <w:t>c.</w:t>
+            </w:r>
+            <w:r>
+              <w:rPr>
+                <w:b w:val="0"/>
+                <w:sz w:val="16"/>
+                <w:szCs w:val="16"/>
+              </w:rPr>
+              <w:t>Protein</w:t>
+            </w:r>
+            <w:proofErr w:type="gramEnd"/>
+            <w:r>
+              <w:rPr>
+                <w:b w:val="0"/>
+                <w:sz w:val="16"/>
+                <w:szCs w:val="16"/>
+              </w:rPr>
+              <w:t>__c</w:t>
+            </w:r>
+            <w:proofErr w:type="spellEnd"/>
             <w:r>
               <w:rPr>
                 <w:b w:val="0"/>
@@ -2218,6 +2730,72 @@
                 <w:sz w:val="16"/>
                 <w:szCs w:val="16"/>
               </w:rPr>
+              <w:t>{</w:t>
+            </w:r>
+            <w:proofErr w:type="spellStart"/>
+            <w:r>
+              <w:rPr>
+                <w:b w:val="0"/>
+                <w:sz w:val="16"/>
+                <w:szCs w:val="16"/>
+              </w:rPr>
+              <w:t>Sample_Result__</w:t>
+            </w:r>
+            <w:proofErr w:type="gramStart"/>
+            <w:r>
+              <w:rPr>
+                <w:b w:val="0"/>
+                <w:sz w:val="16"/>
+                <w:szCs w:val="16"/>
+              </w:rPr>
+              <w:t>c.</w:t>
+            </w:r>
+            <w:r>
+              <w:rPr>
+                <w:b w:val="0"/>
+                <w:sz w:val="16"/>
+                <w:szCs w:val="16"/>
+              </w:rPr>
+              <w:t>Hagberg</w:t>
+            </w:r>
+            <w:proofErr w:type="gramEnd"/>
+            <w:r>
+              <w:rPr>
+                <w:b w:val="0"/>
+                <w:sz w:val="16"/>
+                <w:szCs w:val="16"/>
+              </w:rPr>
+              <w:t>__c</w:t>
+            </w:r>
+            <w:proofErr w:type="spellEnd"/>
+            <w:r>
+              <w:rPr>
+                <w:b w:val="0"/>
+                <w:sz w:val="16"/>
+                <w:szCs w:val="16"/>
+              </w:rPr>
+              <w:t>}</w:t>
+            </w:r>
+          </w:p>
+        </w:tc>
+        <w:tc>
+          <w:tcPr>
+            <w:tcW w:w="720" w:type="dxa"/>
+          </w:tcPr>
+          <w:p>
+            <w:pPr>
+              <w:rPr>
+                <w:b w:val="0"/>
+                <w:sz w:val="16"/>
+                <w:szCs w:val="16"/>
+              </w:rPr>
+            </w:pPr>
+            <w:r>
+              <w:rPr>
+                <w:b w:val="0"/>
+                <w:sz w:val="16"/>
+                <w:szCs w:val="16"/>
+              </w:rPr>
               <w:t>{Sample_Result__</w:t>
             </w:r>
             <w:r>
@@ -2226,7 +2804,177 @@
                 <w:sz w:val="16"/>
                 <w:szCs w:val="16"/>
               </w:rPr>
-              <w:t>c.Specific_Weight__c}</w:t>
+              <w:t>c.</w:t>
+            </w:r>
+            <w:r>
+              <w:rPr>
+                <w:b w:val="0"/>
+                <w:sz w:val="16"/>
+                <w:szCs w:val="16"/>
+              </w:rPr>
+              <w:t>SCR_S_20</w:t>
+            </w:r>
+            <w:r>
+              <w:rPr>
+                <w:b w:val="0"/>
+                <w:sz w:val="16"/>
+                <w:szCs w:val="16"/>
+              </w:rPr>
+              <w:t>__c}</w:t>
+            </w:r>
+          </w:p>
+        </w:tc>
+        <w:tc>
+          <w:tcPr>
+            <w:tcW w:w="720" w:type="dxa"/>
+          </w:tcPr>
+          <w:p>
+            <w:pPr>
+              <w:rPr>
+                <w:b w:val="0"/>
+                <w:sz w:val="16"/>
+                <w:szCs w:val="16"/>
+              </w:rPr>
+            </w:pPr>
+            <w:r>
+              <w:rPr>
+                <w:b w:val="0"/>
+                <w:sz w:val="16"/>
+                <w:szCs w:val="16"/>
+              </w:rPr>
+              <w:t>{Sample_Result__</w:t>
+            </w:r>
+            <w:r>
+              <w:rPr>
+                <w:b w:val="0"/>
+                <w:sz w:val="16"/>
+                <w:szCs w:val="16"/>
+              </w:rPr>
+              <w:t>c.</w:t>
+            </w:r>
+            <w:r>
+              <w:rPr>
+                <w:b w:val="0"/>
+                <w:sz w:val="16"/>
+                <w:szCs w:val="16"/>
+              </w:rPr>
+              <w:t>SCR_S_225</w:t>
+            </w:r>
+            <w:r>
+              <w:rPr>
+                <w:b w:val="0"/>
+                <w:sz w:val="16"/>
+                <w:szCs w:val="16"/>
+              </w:rPr>
+              <w:t>__c}</w:t>
+            </w:r>
+          </w:p>
+        </w:tc>
+        <w:tc>
+          <w:tcPr>
+            <w:tcW w:w="720" w:type="dxa"/>
+          </w:tcPr>
+          <w:p>
+            <w:pPr>
+              <w:rPr>
+                <w:b w:val="0"/>
+                <w:sz w:val="16"/>
+                <w:szCs w:val="16"/>
+              </w:rPr>
+            </w:pPr>
+            <w:r>
+              <w:rPr>
+                <w:b w:val="0"/>
+                <w:sz w:val="16"/>
+                <w:szCs w:val="16"/>
+              </w:rPr>
+              <w:t>{Sample_Result__</w:t>
+            </w:r>
+            <w:r>
+              <w:rPr>
+                <w:b w:val="0"/>
+                <w:sz w:val="16"/>
+                <w:szCs w:val="16"/>
+              </w:rPr>
+              <w:t>c.</w:t>
+            </w:r>
+            <w:r>
+              <w:rPr>
+                <w:b w:val="0"/>
+                <w:sz w:val="16"/>
+                <w:szCs w:val="16"/>
+              </w:rPr>
+              <w:t>SCR_S_25</w:t>
+            </w:r>
+            <w:r>
+              <w:rPr>
+                <w:b w:val="0"/>
+                <w:sz w:val="16"/>
+                <w:szCs w:val="16"/>
+              </w:rPr>
+              <w:t>__c}</w:t>
+            </w:r>
+          </w:p>
+        </w:tc>
+        <w:tc>
+          <w:tcPr>
+            <w:tcW w:w="1710" w:type="dxa"/>
+          </w:tcPr>
+          <w:p>
+            <w:pPr>
+              <w:rPr>
+                <w:b w:val="0"/>
+                <w:sz w:val="16"/>
+                <w:szCs w:val="16"/>
+              </w:rPr>
+            </w:pPr>
+            <w:r>
+              <w:rPr>
+                <w:b w:val="0"/>
+                <w:sz w:val="16"/>
+                <w:szCs w:val="16"/>
+              </w:rPr>
+              <w:t>{admixtures}</w:t>
+            </w:r>
+          </w:p>
+        </w:tc>
+        <w:tc>
+          <w:tcPr>
+            <w:tcW w:w="1373" w:type="dxa"/>
+          </w:tcPr>
+          <w:p>
+            <w:pPr>
+              <w:rPr>
+                <w:b w:val="0"/>
+                <w:sz w:val="16"/>
+                <w:szCs w:val="16"/>
+              </w:rPr>
+            </w:pPr>
+            <w:r>
+              <w:rPr>
+                <w:b w:val="0"/>
+                <w:sz w:val="16"/>
+                <w:szCs w:val="16"/>
+              </w:rPr>
+              <w:t>{</w:t>
+            </w:r>
+            <w:proofErr w:type="spellStart"/>
+            <w:r>
+              <w:rPr>
+                <w:b w:val="0"/>
+                <w:sz w:val="16"/>
+                <w:szCs w:val="16"/>
+              </w:rPr>
+              <w:t>admix_combined</w:t>
+            </w:r>
+            <w:proofErr w:type="spellEnd"/>
+            <w:r>
+              <w:rPr>
+                <w:b w:val="0"/>
+                <w:sz w:val="16"/>
+                <w:szCs w:val="16"/>
+              </w:rPr>
+              <w:t>}</w:t>
             </w:r>
           </w:p>
         </w:tc>
@@ -2248,8 +2996,18 @@
                 <w:sz w:val="16"/>
                 <w:szCs w:val="16"/>
               </w:rPr>
-              <w:t>{Sample_Result__</w:t>
-            </w:r>
+              <w:t>{</w:t>
+            </w:r>
+            <w:proofErr w:type="spellStart"/>
+            <w:r>
+              <w:rPr>
+                <w:b w:val="0"/>
+                <w:sz w:val="16"/>
+                <w:szCs w:val="16"/>
+              </w:rPr>
+              <w:t>Sample_Result__</w:t>
+            </w:r>
+            <w:proofErr w:type="gramStart"/>
             <w:r>
               <w:rPr>
                 <w:b w:val="0"/>
@@ -2264,8 +3022,18 @@
                 <w:sz w:val="16"/>
                 <w:szCs w:val="16"/>
               </w:rPr>
-              <w:t>Protein__c</w:t>
-            </w:r>
+              <w:t>Hardness</w:t>
+            </w:r>
+            <w:proofErr w:type="gramEnd"/>
+            <w:r>
+              <w:rPr>
+                <w:b w:val="0"/>
+                <w:sz w:val="16"/>
+                <w:szCs w:val="16"/>
+              </w:rPr>
+              <w:t>__c</w:t>
+            </w:r>
+            <w:proofErr w:type="spellEnd"/>
             <w:r>
               <w:rPr>
                 <w:b w:val="0"/>
@@ -2274,280 +3042,6 @@
               </w:rPr>
               <w:t>}</w:t>
             </w:r>
-          </w:p>
-        </w:tc>
-        <w:tc>
-          <w:tcPr>
-            <w:tcW w:w="1080" w:type="dxa"/>
-          </w:tcPr>
-          <w:p>
-            <w:pPr>
-              <w:rPr>
-                <w:b w:val="0"/>
-                <w:sz w:val="16"/>
-                <w:szCs w:val="16"/>
-              </w:rPr>
-            </w:pPr>
-            <w:r>
-              <w:rPr>
-                <w:b w:val="0"/>
-                <w:sz w:val="16"/>
-                <w:szCs w:val="16"/>
-              </w:rPr>
-              <w:t>{Sample_Result__</w:t>
-            </w:r>
-            <w:r>
-              <w:rPr>
-                <w:b w:val="0"/>
-                <w:sz w:val="16"/>
-                <w:szCs w:val="16"/>
-              </w:rPr>
-              <w:t>c.</w:t>
-            </w:r>
-            <w:r>
-              <w:rPr>
-                <w:b w:val="0"/>
-                <w:sz w:val="16"/>
-                <w:szCs w:val="16"/>
-              </w:rPr>
-              <w:t>Hagberg__c</w:t>
-            </w:r>
-            <w:r>
-              <w:rPr>
-                <w:b w:val="0"/>
-                <w:sz w:val="16"/>
-                <w:szCs w:val="16"/>
-              </w:rPr>
-              <w:t>}</w:t>
-            </w:r>
-          </w:p>
-        </w:tc>
-        <w:tc>
-          <w:tcPr>
-            <w:tcW w:w="720" w:type="dxa"/>
-          </w:tcPr>
-          <w:p>
-            <w:pPr>
-              <w:rPr>
-                <w:b w:val="0"/>
-                <w:sz w:val="16"/>
-                <w:szCs w:val="16"/>
-              </w:rPr>
-            </w:pPr>
-            <w:r>
-              <w:rPr>
-                <w:b w:val="0"/>
-                <w:sz w:val="16"/>
-                <w:szCs w:val="16"/>
-              </w:rPr>
-              <w:t>{Sample_Result__</w:t>
-            </w:r>
-            <w:r>
-              <w:rPr>
-                <w:b w:val="0"/>
-                <w:sz w:val="16"/>
-                <w:szCs w:val="16"/>
-              </w:rPr>
-              <w:t>c.</w:t>
-            </w:r>
-            <w:r>
-              <w:rPr>
-                <w:b w:val="0"/>
-                <w:sz w:val="16"/>
-                <w:szCs w:val="16"/>
-              </w:rPr>
-              <w:t>SCR_S_20</w:t>
-            </w:r>
-            <w:r>
-              <w:rPr>
-                <w:b w:val="0"/>
-                <w:sz w:val="16"/>
-                <w:szCs w:val="16"/>
-              </w:rPr>
-              <w:t>__c}</w:t>
-            </w:r>
-          </w:p>
-        </w:tc>
-        <w:tc>
-          <w:tcPr>
-            <w:tcW w:w="720" w:type="dxa"/>
-          </w:tcPr>
-          <w:p>
-            <w:pPr>
-              <w:rPr>
-                <w:b w:val="0"/>
-                <w:sz w:val="16"/>
-                <w:szCs w:val="16"/>
-              </w:rPr>
-            </w:pPr>
-            <w:r>
-              <w:rPr>
-                <w:b w:val="0"/>
-                <w:sz w:val="16"/>
-                <w:szCs w:val="16"/>
-              </w:rPr>
-              <w:t>{Sample_Result__</w:t>
-            </w:r>
-            <w:r>
-              <w:rPr>
-                <w:b w:val="0"/>
-                <w:sz w:val="16"/>
-                <w:szCs w:val="16"/>
-              </w:rPr>
-              <w:t>c.</w:t>
-            </w:r>
-            <w:r>
-              <w:rPr>
-                <w:b w:val="0"/>
-                <w:sz w:val="16"/>
-                <w:szCs w:val="16"/>
-              </w:rPr>
-              <w:t>SCR_S_225</w:t>
-            </w:r>
-            <w:r>
-              <w:rPr>
-                <w:b w:val="0"/>
-                <w:sz w:val="16"/>
-                <w:szCs w:val="16"/>
-              </w:rPr>
-              <w:t>__c}</w:t>
-            </w:r>
-          </w:p>
-        </w:tc>
-        <w:tc>
-          <w:tcPr>
-            <w:tcW w:w="720" w:type="dxa"/>
-          </w:tcPr>
-          <w:p>
-            <w:pPr>
-              <w:rPr>
-                <w:b w:val="0"/>
-                <w:sz w:val="16"/>
-                <w:szCs w:val="16"/>
-              </w:rPr>
-            </w:pPr>
-            <w:r>
-              <w:rPr>
-                <w:b w:val="0"/>
-                <w:sz w:val="16"/>
-                <w:szCs w:val="16"/>
-              </w:rPr>
-              <w:t>{Sample_Result__</w:t>
-            </w:r>
-            <w:r>
-              <w:rPr>
-                <w:b w:val="0"/>
-                <w:sz w:val="16"/>
-                <w:szCs w:val="16"/>
-              </w:rPr>
-              <w:t>c.</w:t>
-            </w:r>
-            <w:r>
-              <w:rPr>
-                <w:b w:val="0"/>
-                <w:sz w:val="16"/>
-                <w:szCs w:val="16"/>
-              </w:rPr>
-              <w:t>SCR_S_25</w:t>
-            </w:r>
-            <w:r>
-              <w:rPr>
-                <w:b w:val="0"/>
-                <w:sz w:val="16"/>
-                <w:szCs w:val="16"/>
-              </w:rPr>
-              <w:t>__c}</w:t>
-            </w:r>
-          </w:p>
-        </w:tc>
-        <w:tc>
-          <w:tcPr>
-            <w:tcW w:w="1260" w:type="dxa"/>
-          </w:tcPr>
-          <w:p>
-            <w:pPr>
-              <w:rPr>
-                <w:b w:val="0"/>
-                <w:sz w:val="16"/>
-                <w:szCs w:val="16"/>
-              </w:rPr>
-            </w:pPr>
-            <w:r>
-              <w:rPr>
-                <w:b w:val="0"/>
-                <w:sz w:val="16"/>
-                <w:szCs w:val="16"/>
-              </w:rPr>
-              <w:t>{admixtures}</w:t>
-            </w:r>
-          </w:p>
-        </w:tc>
-        <w:tc>
-          <w:tcPr>
-            <w:tcW w:w="1260" w:type="dxa"/>
-          </w:tcPr>
-          <w:p>
-            <w:pPr>
-              <w:rPr>
-                <w:b w:val="0"/>
-                <w:sz w:val="16"/>
-                <w:szCs w:val="16"/>
-              </w:rPr>
-            </w:pPr>
-            <w:r>
-              <w:rPr>
-                <w:b w:val="0"/>
-                <w:sz w:val="16"/>
-                <w:szCs w:val="16"/>
-              </w:rPr>
-              <w:t>{admix_combined}</w:t>
-            </w:r>
-          </w:p>
-        </w:tc>
-        <w:tc>
-          <w:tcPr>
-            <w:tcW w:w="1080" w:type="dxa"/>
-          </w:tcPr>
-          <w:p>
-            <w:pPr>
-              <w:rPr>
-                <w:b w:val="0"/>
-                <w:sz w:val="16"/>
-                <w:szCs w:val="16"/>
-              </w:rPr>
-            </w:pPr>
-            <w:r>
-              <w:rPr>
-                <w:b w:val="0"/>
-                <w:sz w:val="16"/>
-                <w:szCs w:val="16"/>
-              </w:rPr>
-              <w:t>{Sample_Result__</w:t>
-            </w:r>
-            <w:r>
-              <w:rPr>
-                <w:b w:val="0"/>
-                <w:sz w:val="16"/>
-                <w:szCs w:val="16"/>
-              </w:rPr>
-              <w:t>c.</w:t>
-            </w:r>
-            <w:r>
-              <w:rPr>
-                <w:b w:val="0"/>
-                <w:sz w:val="16"/>
-                <w:szCs w:val="16"/>
-              </w:rPr>
-              <w:t>Hardness__c</w:t>
-            </w:r>
-            <w:r>
-              <w:rPr>
-                <w:b w:val="0"/>
-                <w:sz w:val="16"/>
-                <w:szCs w:val="16"/>
-              </w:rPr>
-              <w:t>}</w:t>
-            </w:r>
             <w:r>
               <w:rPr>
                 <w:b w:val="0"/>
@@ -2556,6 +3050,7 @@
               </w:rPr>
               <w:t>{/</w:t>
             </w:r>
+            <w:proofErr w:type="spellStart"/>
             <w:r>
               <w:rPr>
                 <w:b w:val="0"/>
@@ -2564,6 +3059,7 @@
               </w:rPr>
               <w:t>sample_instruction_rows</w:t>
             </w:r>
+            <w:proofErr w:type="spellEnd"/>
             <w:r>
               <w:rPr>
                 <w:b w:val="0"/>
